--- a/Tayyeba Sadaq CV.docx
+++ b/Tayyeba Sadaq CV.docx
@@ -167,20 +167,40 @@
       <w:pPr>
         <w:pBdr>
           <w:top w:val="none" w:sz="0" w:space="0" w:color="000000"/>
-          <w:left w:val="none" w:sz="0" w:space="20" w:color="000000"/>
+          <w:left w:val="none" w:sz="0" w:space="0" w:color="000000"/>
           <w:bottom w:val="none" w:sz="0" w:space="0" w:color="000000"/>
           <w:right w:val="none" w:sz="0" w:space="0" w:color="000000"/>
           <w:between w:val="nil"/>
         </w:pBdr>
-        <w:shd w:val="clear" w:color="auto" w:fill="FFFFFF"/>
-        <w:spacing w:after="180" w:line="240" w:lineRule="auto"/>
-        <w:ind w:left="1140"/>
+        <w:spacing w:before="100" w:line="240" w:lineRule="auto"/>
+        <w:ind w:left="660"/>
+        <w:jc w:val="center"/>
         <w:rPr>
           <w:rFonts w:ascii="Century Gothic" w:eastAsia="Fira Sans" w:hAnsi="Century Gothic" w:cs="Fira Sans"/>
           <w:sz w:val="22"/>
           <w:szCs w:val="22"/>
         </w:rPr>
       </w:pPr>
+      <w:r>
+        <w:rPr>
+          <w:rFonts w:ascii="Century Gothic" w:eastAsia="Fira Sans" w:hAnsi="Century Gothic" w:cs="Fira Sans"/>
+          <w:sz w:val="22"/>
+          <w:szCs w:val="22"/>
+        </w:rPr>
+        <w:t xml:space="preserve">Portfolio: </w:t>
+      </w:r>
+      <w:hyperlink r:id="rId8" w:history="1">
+        <w:r>
+          <w:rPr>
+            <w:rStyle w:val="Hyperlink"/>
+            <w:rFonts w:ascii="Century Gothic" w:hAnsi="Century Gothic" w:cs="Segoe UI"/>
+            <w:sz w:val="22"/>
+            <w:szCs w:val="22"/>
+            <w:shd w:val="clear" w:color="auto" w:fill="FFFFFF"/>
+          </w:rPr>
+          <w:t>https://tayyebasadaq.github.io</w:t>
+        </w:r>
+      </w:hyperlink>
     </w:p>
     <w:tbl>
       <w:tblPr>
@@ -210,6 +230,7 @@
           </w:tcPr>
           <w:p>
             <w:pPr>
+              <w:spacing w:line="240" w:lineRule="auto"/>
               <w:rPr>
                 <w:rFonts w:ascii="Century Gothic" w:eastAsia="Fira Sans" w:hAnsi="Century Gothic" w:cs="Fira Sans"/>
                 <w:sz w:val="22"/>
@@ -239,6 +260,7 @@
                 <w:bottom w:val="none" w:sz="0" w:space="0" w:color="000000"/>
                 <w:right w:val="none" w:sz="0" w:space="0" w:color="000000"/>
               </w:pBdr>
+              <w:spacing w:line="240" w:lineRule="auto"/>
               <w:rPr>
                 <w:rFonts w:ascii="Century Gothic" w:eastAsia="Fira Sans" w:hAnsi="Century Gothic" w:cs="Fira Sans"/>
                 <w:sz w:val="22"/>
@@ -272,7 +294,7 @@
                           <pic:cNvPicPr preferRelativeResize="0"/>
                         </pic:nvPicPr>
                         <pic:blipFill>
-                          <a:blip r:embed="rId8">
+                          <a:blip r:embed="rId9">
                             <a:biLevel thresh="50000"/>
                           </a:blip>
                           <a:srcRect/>
@@ -359,23 +381,7 @@
                 <w:sz w:val="22"/>
                 <w:szCs w:val="22"/>
               </w:rPr>
-              <w:t xml:space="preserve">Dedicated computer science student with a strong passion for software engineering and game design and development. An </w:t>
-            </w:r>
-            <w:r>
-              <w:rPr>
-                <w:rFonts w:ascii="Century Gothic" w:eastAsia="Fira Sans" w:hAnsi="Century Gothic" w:cs="Fira Sans"/>
-                <w:sz w:val="22"/>
-                <w:szCs w:val="22"/>
-              </w:rPr>
-              <w:t>organized</w:t>
-            </w:r>
-            <w:r>
-              <w:rPr>
-                <w:rFonts w:ascii="Century Gothic" w:eastAsia="Fira Sans" w:hAnsi="Century Gothic" w:cs="Fira Sans"/>
-                <w:sz w:val="22"/>
-                <w:szCs w:val="22"/>
-              </w:rPr>
-              <w:t xml:space="preserve"> and driven individual who can bring a creative background to projects. Strong mindset to approach complex tasks and challenges, not easily deterred from difficult situations. Open minded to ideas and willing to work and bring my input to bring them to reality.</w:t>
+              <w:t>Dedicated computer science student with a strong passion for software engineering and game design and development. An organized and driven individual who can bring a creative background to projects. Strong mindset to approach complex tasks and challenges, not easily deterred from difficult situations. Open minded to ideas and willing to work and bring my input to bring them to reality.</w:t>
             </w:r>
           </w:p>
         </w:tc>
@@ -391,7 +397,7 @@
           <w:right w:val="nil"/>
           <w:between w:val="nil"/>
         </w:pBdr>
-        <w:spacing w:line="276" w:lineRule="auto"/>
+        <w:spacing w:line="240" w:lineRule="auto"/>
         <w:rPr>
           <w:rFonts w:ascii="Century Gothic" w:eastAsia="Fira Sans" w:hAnsi="Century Gothic" w:cs="Fira Sans"/>
           <w:sz w:val="22"/>
@@ -427,6 +433,7 @@
           </w:tcPr>
           <w:p>
             <w:pPr>
+              <w:spacing w:line="240" w:lineRule="auto"/>
               <w:rPr>
                 <w:rFonts w:ascii="Century Gothic" w:eastAsia="Fira Sans" w:hAnsi="Century Gothic" w:cs="Fira Sans"/>
                 <w:sz w:val="22"/>
@@ -456,6 +463,7 @@
                 <w:bottom w:val="none" w:sz="0" w:space="0" w:color="000000"/>
                 <w:right w:val="none" w:sz="0" w:space="0" w:color="000000"/>
               </w:pBdr>
+              <w:spacing w:line="240" w:lineRule="auto"/>
               <w:rPr>
                 <w:rFonts w:ascii="Century Gothic" w:eastAsia="Fira Sans" w:hAnsi="Century Gothic" w:cs="Fira Sans"/>
                 <w:sz w:val="22"/>
@@ -489,7 +497,7 @@
                           <pic:cNvPicPr preferRelativeResize="0"/>
                         </pic:nvPicPr>
                         <pic:blipFill>
-                          <a:blip r:embed="rId9">
+                          <a:blip r:embed="rId10">
                             <a:biLevel thresh="50000"/>
                           </a:blip>
                           <a:srcRect/>
@@ -563,22 +571,32 @@
               </w:rPr>
               <w:t>SKILLS</w:t>
             </w:r>
+            <w:r>
+              <w:rPr>
+                <w:rFonts w:ascii="Century Gothic" w:eastAsia="Fira Sans" w:hAnsi="Century Gothic" w:cs="Fira Sans"/>
+                <w:b/>
+                <w:smallCaps/>
+                <w:sz w:val="26"/>
+                <w:szCs w:val="26"/>
+              </w:rPr>
+              <w:t xml:space="preserve"> &amp; LANGUAGES</w:t>
+            </w:r>
           </w:p>
           <w:tbl>
             <w:tblPr>
               <w:tblStyle w:val="a1"/>
-              <w:tblW w:w="10050" w:type="dxa"/>
+              <w:tblW w:w="12324" w:type="dxa"/>
               <w:tblLayout w:type="fixed"/>
               <w:tblLook w:val="0400" w:firstRow="0" w:lastRow="0" w:firstColumn="0" w:lastColumn="0" w:noHBand="0" w:noVBand="1"/>
             </w:tblPr>
             <w:tblGrid>
-              <w:gridCol w:w="5025"/>
-              <w:gridCol w:w="5025"/>
+              <w:gridCol w:w="5224"/>
+              <w:gridCol w:w="7100"/>
             </w:tblGrid>
             <w:tr>
               <w:tc>
                 <w:tcPr>
-                  <w:tcW w:w="5025" w:type="dxa"/>
+                  <w:tcW w:w="5224" w:type="dxa"/>
                   <w:tcMar>
                     <w:top w:w="5" w:type="dxa"/>
                     <w:left w:w="5" w:type="dxa"/>
@@ -593,10 +611,7 @@
                       <w:numId w:val="12"/>
                     </w:numPr>
                     <w:pBdr>
-                      <w:top w:val="none" w:sz="0" w:space="0" w:color="000000"/>
-                      <w:left w:val="none" w:sz="0" w:space="10" w:color="000000"/>
-                      <w:bottom w:val="none" w:sz="0" w:space="0" w:color="000000"/>
-                      <w:right w:val="none" w:sz="0" w:space="0" w:color="000000"/>
+                      <w:right w:val="single" w:sz="4" w:space="0" w:color="auto"/>
                       <w:between w:val="nil"/>
                     </w:pBdr>
                     <w:spacing w:line="240" w:lineRule="auto"/>
@@ -623,102 +638,7 @@
                       <w:numId w:val="12"/>
                     </w:numPr>
                     <w:pBdr>
-                      <w:top w:val="none" w:sz="0" w:space="0" w:color="000000"/>
-                      <w:left w:val="none" w:sz="0" w:space="10" w:color="000000"/>
-                      <w:bottom w:val="none" w:sz="0" w:space="0" w:color="000000"/>
-                      <w:right w:val="none" w:sz="0" w:space="0" w:color="000000"/>
-                      <w:between w:val="nil"/>
-                    </w:pBdr>
-                    <w:spacing w:line="240" w:lineRule="auto"/>
-                    <w:ind w:left="660" w:hanging="401"/>
-                    <w:rPr>
-                      <w:rFonts w:ascii="Century Gothic" w:eastAsia="Fira Sans" w:hAnsi="Century Gothic" w:cs="Fira Sans"/>
-                      <w:sz w:val="22"/>
-                      <w:szCs w:val="22"/>
-                    </w:rPr>
-                  </w:pPr>
-                  <w:r>
-                    <w:rPr>
-                      <w:rFonts w:ascii="Century Gothic" w:eastAsia="Fira Sans" w:hAnsi="Century Gothic" w:cs="Fira Sans"/>
-                      <w:sz w:val="22"/>
-                      <w:szCs w:val="22"/>
-                    </w:rPr>
-                    <w:t xml:space="preserve">SQL </w:t>
-                  </w:r>
-                  <w:r>
-                    <w:rPr>
-                      <w:rFonts w:ascii="Century Gothic" w:eastAsia="Fira Sans" w:hAnsi="Century Gothic" w:cs="Fira Sans"/>
-                      <w:sz w:val="22"/>
-                      <w:szCs w:val="22"/>
-                    </w:rPr>
-                    <w:t>M</w:t>
-                  </w:r>
-                  <w:r>
-                    <w:rPr>
-                      <w:rFonts w:ascii="Century Gothic" w:eastAsia="Fira Sans" w:hAnsi="Century Gothic" w:cs="Fira Sans"/>
-                      <w:sz w:val="22"/>
-                      <w:szCs w:val="22"/>
-                    </w:rPr>
-                    <w:t xml:space="preserve">anagement </w:t>
-                  </w:r>
-                  <w:r>
-                    <w:rPr>
-                      <w:rFonts w:ascii="Century Gothic" w:eastAsia="Fira Sans" w:hAnsi="Century Gothic" w:cs="Fira Sans"/>
-                      <w:sz w:val="22"/>
-                      <w:szCs w:val="22"/>
-                    </w:rPr>
-                    <w:t>S</w:t>
-                  </w:r>
-                  <w:r>
-                    <w:rPr>
-                      <w:rFonts w:ascii="Century Gothic" w:eastAsia="Fira Sans" w:hAnsi="Century Gothic" w:cs="Fira Sans"/>
-                      <w:sz w:val="22"/>
-                      <w:szCs w:val="22"/>
-                    </w:rPr>
-                    <w:t>erver</w:t>
-                  </w:r>
-                </w:p>
-                <w:p>
-                  <w:pPr>
-                    <w:numPr>
-                      <w:ilvl w:val="0"/>
-                      <w:numId w:val="12"/>
-                    </w:numPr>
-                    <w:pBdr>
-                      <w:top w:val="none" w:sz="0" w:space="0" w:color="000000"/>
-                      <w:left w:val="none" w:sz="0" w:space="10" w:color="000000"/>
-                      <w:bottom w:val="none" w:sz="0" w:space="0" w:color="000000"/>
-                      <w:right w:val="none" w:sz="0" w:space="0" w:color="000000"/>
-                      <w:between w:val="nil"/>
-                    </w:pBdr>
-                    <w:spacing w:line="240" w:lineRule="auto"/>
-                    <w:ind w:left="660" w:hanging="401"/>
-                    <w:rPr>
-                      <w:rFonts w:ascii="Century Gothic" w:eastAsia="Fira Sans" w:hAnsi="Century Gothic" w:cs="Fira Sans"/>
-                      <w:sz w:val="22"/>
-                      <w:szCs w:val="22"/>
-                    </w:rPr>
-                  </w:pPr>
-                  <w:r>
-                    <w:rPr>
-                      <w:rFonts w:ascii="Century Gothic" w:eastAsia="Fira Sans" w:hAnsi="Century Gothic" w:cs="Fira Sans"/>
-                      <w:sz w:val="22"/>
-                      <w:szCs w:val="22"/>
-                    </w:rPr>
-                    <w:t>HTML, CSS, JavaScript</w:t>
-                  </w:r>
-                </w:p>
-                <w:p>
-                  <w:pPr>
-                    <w:numPr>
-                      <w:ilvl w:val="0"/>
-                      <w:numId w:val="12"/>
-                    </w:numPr>
-                    <w:pBdr>
-                      <w:top w:val="none" w:sz="0" w:space="0" w:color="000000"/>
-                      <w:left w:val="none" w:sz="0" w:space="10" w:color="000000"/>
-                      <w:bottom w:val="none" w:sz="0" w:space="0" w:color="000000"/>
-                      <w:right w:val="none" w:sz="0" w:space="0" w:color="000000"/>
+                      <w:right w:val="single" w:sz="4" w:space="0" w:color="auto"/>
                       <w:between w:val="nil"/>
                     </w:pBdr>
                     <w:spacing w:line="240" w:lineRule="auto"/>
@@ -745,10 +665,7 @@
                       <w:numId w:val="12"/>
                     </w:numPr>
                     <w:pBdr>
-                      <w:top w:val="none" w:sz="0" w:space="0" w:color="000000"/>
-                      <w:left w:val="none" w:sz="0" w:space="10" w:color="000000"/>
-                      <w:bottom w:val="none" w:sz="0" w:space="0" w:color="000000"/>
-                      <w:right w:val="none" w:sz="0" w:space="0" w:color="000000"/>
+                      <w:right w:val="single" w:sz="4" w:space="0" w:color="auto"/>
                       <w:between w:val="nil"/>
                     </w:pBdr>
                     <w:spacing w:line="240" w:lineRule="auto"/>
@@ -765,20 +682,17 @@
                       <w:sz w:val="22"/>
                       <w:szCs w:val="22"/>
                     </w:rPr>
-                    <w:t>Game Development in Unity</w:t>
+                    <w:t xml:space="preserve">Reading Skills </w:t>
                   </w:r>
                 </w:p>
                 <w:p>
                   <w:pPr>
                     <w:numPr>
                       <w:ilvl w:val="0"/>
-                      <w:numId w:val="12"/>
+                      <w:numId w:val="13"/>
                     </w:numPr>
                     <w:pBdr>
-                      <w:top w:val="none" w:sz="0" w:space="0" w:color="000000"/>
-                      <w:left w:val="none" w:sz="0" w:space="10" w:color="000000"/>
-                      <w:bottom w:val="none" w:sz="0" w:space="0" w:color="000000"/>
-                      <w:right w:val="none" w:sz="0" w:space="0" w:color="000000"/>
+                      <w:right w:val="single" w:sz="4" w:space="0" w:color="auto"/>
                       <w:between w:val="nil"/>
                     </w:pBdr>
                     <w:spacing w:line="240" w:lineRule="auto"/>
@@ -795,28 +709,17 @@
                       <w:sz w:val="22"/>
                       <w:szCs w:val="22"/>
                     </w:rPr>
-                    <w:t xml:space="preserve"> </w:t>
-                  </w:r>
-                  <w:r>
-                    <w:rPr>
-                      <w:rFonts w:ascii="Century Gothic" w:eastAsia="Fira Sans" w:hAnsi="Century Gothic" w:cs="Fira Sans"/>
-                      <w:sz w:val="22"/>
-                      <w:szCs w:val="22"/>
-                    </w:rPr>
-                    <w:t>Adaptability</w:t>
+                    <w:t xml:space="preserve">Writing Skills </w:t>
                   </w:r>
                 </w:p>
                 <w:p>
                   <w:pPr>
                     <w:numPr>
                       <w:ilvl w:val="0"/>
-                      <w:numId w:val="12"/>
+                      <w:numId w:val="13"/>
                     </w:numPr>
                     <w:pBdr>
-                      <w:top w:val="none" w:sz="0" w:space="0" w:color="000000"/>
-                      <w:left w:val="none" w:sz="0" w:space="10" w:color="000000"/>
-                      <w:bottom w:val="none" w:sz="0" w:space="0" w:color="000000"/>
-                      <w:right w:val="none" w:sz="0" w:space="0" w:color="000000"/>
+                      <w:right w:val="single" w:sz="4" w:space="0" w:color="auto"/>
                       <w:between w:val="nil"/>
                     </w:pBdr>
                     <w:spacing w:line="240" w:lineRule="auto"/>
@@ -833,48 +736,7 @@
                       <w:sz w:val="22"/>
                       <w:szCs w:val="22"/>
                     </w:rPr>
-                    <w:t>Reading Skills</w:t>
-                  </w:r>
-                </w:p>
-              </w:tc>
-              <w:tc>
-                <w:tcPr>
-                  <w:tcW w:w="5025" w:type="dxa"/>
-                  <w:tcMar>
-                    <w:top w:w="5" w:type="dxa"/>
-                    <w:left w:w="5" w:type="dxa"/>
-                    <w:bottom w:w="5" w:type="dxa"/>
-                    <w:right w:w="5" w:type="dxa"/>
-                  </w:tcMar>
-                </w:tcPr>
-                <w:p>
-                  <w:pPr>
-                    <w:numPr>
-                      <w:ilvl w:val="0"/>
-                      <w:numId w:val="13"/>
-                    </w:numPr>
-                    <w:pBdr>
-                      <w:top w:val="none" w:sz="0" w:space="0" w:color="000000"/>
-                      <w:left w:val="none" w:sz="0" w:space="10" w:color="000000"/>
-                      <w:bottom w:val="none" w:sz="0" w:space="0" w:color="000000"/>
-                      <w:right w:val="none" w:sz="0" w:space="0" w:color="000000"/>
-                      <w:between w:val="nil"/>
-                    </w:pBdr>
-                    <w:spacing w:line="240" w:lineRule="auto"/>
-                    <w:ind w:left="660" w:hanging="401"/>
-                    <w:rPr>
-                      <w:rFonts w:ascii="Century Gothic" w:eastAsia="Fira Sans" w:hAnsi="Century Gothic" w:cs="Fira Sans"/>
-                      <w:sz w:val="22"/>
-                      <w:szCs w:val="22"/>
-                    </w:rPr>
-                  </w:pPr>
-                  <w:r>
-                    <w:rPr>
-                      <w:rFonts w:ascii="Century Gothic" w:eastAsia="Fira Sans" w:hAnsi="Century Gothic" w:cs="Fira Sans"/>
-                      <w:sz w:val="22"/>
-                      <w:szCs w:val="22"/>
-                    </w:rPr>
-                    <w:t>Teamwork and Collaboration Skills</w:t>
+                    <w:t xml:space="preserve">Teamwork and Collaboration </w:t>
                   </w:r>
                 </w:p>
                 <w:p>
@@ -884,40 +746,7 @@
                       <w:numId w:val="13"/>
                     </w:numPr>
                     <w:pBdr>
-                      <w:top w:val="none" w:sz="0" w:space="0" w:color="000000"/>
-                      <w:left w:val="none" w:sz="0" w:space="10" w:color="000000"/>
-                      <w:bottom w:val="none" w:sz="0" w:space="0" w:color="000000"/>
-                      <w:right w:val="none" w:sz="0" w:space="0" w:color="000000"/>
-                      <w:between w:val="nil"/>
-                    </w:pBdr>
-                    <w:spacing w:line="240" w:lineRule="auto"/>
-                    <w:ind w:left="660" w:hanging="401"/>
-                    <w:rPr>
-                      <w:rFonts w:ascii="Century Gothic" w:eastAsia="Fira Sans" w:hAnsi="Century Gothic" w:cs="Fira Sans"/>
-                      <w:sz w:val="22"/>
-                      <w:szCs w:val="22"/>
-                    </w:rPr>
-                  </w:pPr>
-                  <w:r>
-                    <w:rPr>
-                      <w:rFonts w:ascii="Century Gothic" w:eastAsia="Fira Sans" w:hAnsi="Century Gothic" w:cs="Fira Sans"/>
-                      <w:sz w:val="22"/>
-                      <w:szCs w:val="22"/>
-                    </w:rPr>
-                    <w:t>GitHub and Git</w:t>
-                  </w:r>
-                </w:p>
-                <w:p>
-                  <w:pPr>
-                    <w:numPr>
-                      <w:ilvl w:val="0"/>
-                      <w:numId w:val="13"/>
-                    </w:numPr>
-                    <w:pBdr>
-                      <w:top w:val="none" w:sz="0" w:space="0" w:color="000000"/>
-                      <w:left w:val="none" w:sz="0" w:space="10" w:color="000000"/>
-                      <w:bottom w:val="none" w:sz="0" w:space="0" w:color="000000"/>
-                      <w:right w:val="none" w:sz="0" w:space="0" w:color="000000"/>
+                      <w:right w:val="single" w:sz="4" w:space="0" w:color="auto"/>
                       <w:between w:val="nil"/>
                     </w:pBdr>
                     <w:spacing w:line="240" w:lineRule="auto"/>
@@ -944,40 +773,7 @@
                       <w:numId w:val="13"/>
                     </w:numPr>
                     <w:pBdr>
-                      <w:top w:val="none" w:sz="0" w:space="0" w:color="000000"/>
-                      <w:left w:val="none" w:sz="0" w:space="10" w:color="000000"/>
-                      <w:bottom w:val="none" w:sz="0" w:space="0" w:color="000000"/>
-                      <w:right w:val="none" w:sz="0" w:space="0" w:color="000000"/>
-                      <w:between w:val="nil"/>
-                    </w:pBdr>
-                    <w:spacing w:line="240" w:lineRule="auto"/>
-                    <w:ind w:left="660" w:hanging="401"/>
-                    <w:rPr>
-                      <w:rFonts w:ascii="Century Gothic" w:eastAsia="Fira Sans" w:hAnsi="Century Gothic" w:cs="Fira Sans"/>
-                      <w:sz w:val="22"/>
-                      <w:szCs w:val="22"/>
-                    </w:rPr>
-                  </w:pPr>
-                  <w:r>
-                    <w:rPr>
-                      <w:rFonts w:ascii="Century Gothic" w:eastAsia="Fira Sans" w:hAnsi="Century Gothic" w:cs="Fira Sans"/>
-                      <w:sz w:val="22"/>
-                      <w:szCs w:val="22"/>
-                    </w:rPr>
-                    <w:t>Driven</w:t>
-                  </w:r>
-                </w:p>
-                <w:p>
-                  <w:pPr>
-                    <w:numPr>
-                      <w:ilvl w:val="0"/>
-                      <w:numId w:val="13"/>
-                    </w:numPr>
-                    <w:pBdr>
-                      <w:top w:val="none" w:sz="0" w:space="0" w:color="000000"/>
-                      <w:left w:val="none" w:sz="0" w:space="10" w:color="000000"/>
-                      <w:bottom w:val="none" w:sz="0" w:space="0" w:color="000000"/>
-                      <w:right w:val="none" w:sz="0" w:space="0" w:color="000000"/>
+                      <w:right w:val="single" w:sz="4" w:space="0" w:color="auto"/>
                       <w:between w:val="nil"/>
                     </w:pBdr>
                     <w:spacing w:line="240" w:lineRule="auto"/>
@@ -1004,10 +800,7 @@
                       <w:numId w:val="13"/>
                     </w:numPr>
                     <w:pBdr>
-                      <w:top w:val="none" w:sz="0" w:space="0" w:color="000000"/>
-                      <w:left w:val="none" w:sz="0" w:space="10" w:color="000000"/>
-                      <w:bottom w:val="none" w:sz="0" w:space="0" w:color="000000"/>
-                      <w:right w:val="none" w:sz="0" w:space="0" w:color="000000"/>
+                      <w:right w:val="single" w:sz="4" w:space="0" w:color="auto"/>
                       <w:between w:val="nil"/>
                     </w:pBdr>
                     <w:spacing w:line="240" w:lineRule="auto"/>
@@ -1027,21 +820,18 @@
                     <w:t>Time Management</w:t>
                   </w:r>
                 </w:p>
+              </w:tc>
+              <w:tc>
+                <w:tcPr>
+                  <w:tcW w:w="7100" w:type="dxa"/>
+                </w:tcPr>
                 <w:p>
                   <w:pPr>
                     <w:numPr>
                       <w:ilvl w:val="0"/>
                       <w:numId w:val="13"/>
                     </w:numPr>
-                    <w:pBdr>
-                      <w:top w:val="none" w:sz="0" w:space="0" w:color="000000"/>
-                      <w:left w:val="none" w:sz="0" w:space="10" w:color="000000"/>
-                      <w:bottom w:val="none" w:sz="0" w:space="0" w:color="000000"/>
-                      <w:right w:val="none" w:sz="0" w:space="0" w:color="000000"/>
-                      <w:between w:val="nil"/>
-                    </w:pBdr>
                     <w:spacing w:line="240" w:lineRule="auto"/>
-                    <w:ind w:left="660" w:hanging="401"/>
                     <w:rPr>
                       <w:rFonts w:ascii="Century Gothic" w:eastAsia="Fira Sans" w:hAnsi="Century Gothic" w:cs="Fira Sans"/>
                       <w:sz w:val="22"/>
@@ -1054,7 +844,199 @@
                       <w:sz w:val="22"/>
                       <w:szCs w:val="22"/>
                     </w:rPr>
-                    <w:t>Writing Skills</w:t>
+                    <w:t>HTML,</w:t>
+                  </w:r>
+                </w:p>
+                <w:p>
+                  <w:pPr>
+                    <w:numPr>
+                      <w:ilvl w:val="0"/>
+                      <w:numId w:val="13"/>
+                    </w:numPr>
+                    <w:spacing w:line="240" w:lineRule="auto"/>
+                    <w:rPr>
+                      <w:rFonts w:ascii="Century Gothic" w:eastAsia="Fira Sans" w:hAnsi="Century Gothic" w:cs="Fira Sans"/>
+                      <w:sz w:val="22"/>
+                      <w:szCs w:val="22"/>
+                    </w:rPr>
+                  </w:pPr>
+                  <w:r>
+                    <w:rPr>
+                      <w:rFonts w:ascii="Century Gothic" w:eastAsia="Fira Sans" w:hAnsi="Century Gothic" w:cs="Fira Sans"/>
+                      <w:sz w:val="22"/>
+                      <w:szCs w:val="22"/>
+                    </w:rPr>
+                    <w:t>CSS</w:t>
+                  </w:r>
+                </w:p>
+                <w:p>
+                  <w:pPr>
+                    <w:numPr>
+                      <w:ilvl w:val="0"/>
+                      <w:numId w:val="13"/>
+                    </w:numPr>
+                    <w:spacing w:line="240" w:lineRule="auto"/>
+                    <w:rPr>
+                      <w:rFonts w:ascii="Century Gothic" w:eastAsia="Fira Sans" w:hAnsi="Century Gothic" w:cs="Fira Sans"/>
+                      <w:sz w:val="22"/>
+                      <w:szCs w:val="22"/>
+                    </w:rPr>
+                  </w:pPr>
+                  <w:r>
+                    <w:rPr>
+                      <w:rFonts w:ascii="Century Gothic" w:eastAsia="Fira Sans" w:hAnsi="Century Gothic" w:cs="Fira Sans"/>
+                      <w:sz w:val="22"/>
+                      <w:szCs w:val="22"/>
+                    </w:rPr>
+                    <w:t>JavaScript</w:t>
+                  </w:r>
+                </w:p>
+                <w:p>
+                  <w:pPr>
+                    <w:numPr>
+                      <w:ilvl w:val="0"/>
+                      <w:numId w:val="13"/>
+                    </w:numPr>
+                    <w:spacing w:line="240" w:lineRule="auto"/>
+                    <w:rPr>
+                      <w:rFonts w:ascii="Century Gothic" w:eastAsia="Fira Sans" w:hAnsi="Century Gothic" w:cs="Fira Sans"/>
+                      <w:sz w:val="22"/>
+                      <w:szCs w:val="22"/>
+                    </w:rPr>
+                  </w:pPr>
+                  <w:r>
+                    <w:rPr>
+                      <w:rFonts w:ascii="Century Gothic" w:eastAsia="Fira Sans" w:hAnsi="Century Gothic" w:cs="Fira Sans"/>
+                      <w:sz w:val="22"/>
+                      <w:szCs w:val="22"/>
+                    </w:rPr>
+                    <w:t>GitHub</w:t>
+                  </w:r>
+                  <w:r>
+                    <w:rPr>
+                      <w:rFonts w:ascii="Century Gothic" w:eastAsia="Fira Sans" w:hAnsi="Century Gothic" w:cs="Fira Sans"/>
+                      <w:sz w:val="22"/>
+                      <w:szCs w:val="22"/>
+                    </w:rPr>
+                    <w:t xml:space="preserve"> &amp; </w:t>
+                  </w:r>
+                  <w:r>
+                    <w:rPr>
+                      <w:rFonts w:ascii="Century Gothic" w:eastAsia="Fira Sans" w:hAnsi="Century Gothic" w:cs="Fira Sans"/>
+                      <w:sz w:val="22"/>
+                      <w:szCs w:val="22"/>
+                    </w:rPr>
+                    <w:t>Git</w:t>
+                  </w:r>
+                </w:p>
+                <w:p>
+                  <w:pPr>
+                    <w:numPr>
+                      <w:ilvl w:val="0"/>
+                      <w:numId w:val="13"/>
+                    </w:numPr>
+                    <w:spacing w:line="240" w:lineRule="auto"/>
+                    <w:rPr>
+                      <w:rFonts w:ascii="Century Gothic" w:eastAsia="Fira Sans" w:hAnsi="Century Gothic" w:cs="Fira Sans"/>
+                      <w:sz w:val="22"/>
+                      <w:szCs w:val="22"/>
+                    </w:rPr>
+                  </w:pPr>
+                  <w:r>
+                    <w:rPr>
+                      <w:rFonts w:ascii="Century Gothic" w:eastAsia="Fira Sans" w:hAnsi="Century Gothic" w:cs="Fira Sans"/>
+                      <w:sz w:val="22"/>
+                      <w:szCs w:val="22"/>
+                    </w:rPr>
+                    <w:t>Python</w:t>
+                  </w:r>
+                </w:p>
+                <w:p>
+                  <w:pPr>
+                    <w:numPr>
+                      <w:ilvl w:val="0"/>
+                      <w:numId w:val="13"/>
+                    </w:numPr>
+                    <w:spacing w:line="240" w:lineRule="auto"/>
+                    <w:rPr>
+                      <w:rFonts w:ascii="Century Gothic" w:eastAsia="Fira Sans" w:hAnsi="Century Gothic" w:cs="Fira Sans"/>
+                      <w:sz w:val="22"/>
+                      <w:szCs w:val="22"/>
+                    </w:rPr>
+                  </w:pPr>
+                  <w:r>
+                    <w:rPr>
+                      <w:rFonts w:ascii="Century Gothic" w:eastAsia="Fira Sans" w:hAnsi="Century Gothic" w:cs="Fira Sans"/>
+                      <w:sz w:val="22"/>
+                      <w:szCs w:val="22"/>
+                    </w:rPr>
+                    <w:t>Java</w:t>
+                  </w:r>
+                </w:p>
+                <w:p>
+                  <w:pPr>
+                    <w:numPr>
+                      <w:ilvl w:val="0"/>
+                      <w:numId w:val="13"/>
+                    </w:numPr>
+                    <w:spacing w:line="240" w:lineRule="auto"/>
+                    <w:rPr>
+                      <w:rFonts w:ascii="Century Gothic" w:eastAsia="Fira Sans" w:hAnsi="Century Gothic" w:cs="Fira Sans"/>
+                      <w:sz w:val="22"/>
+                      <w:szCs w:val="22"/>
+                    </w:rPr>
+                  </w:pPr>
+                  <w:r>
+                    <w:rPr>
+                      <w:rFonts w:ascii="Century Gothic" w:eastAsia="Fira Sans" w:hAnsi="Century Gothic" w:cs="Fira Sans"/>
+                      <w:sz w:val="22"/>
+                      <w:szCs w:val="22"/>
+                    </w:rPr>
+                    <w:t>SQL</w:t>
+                  </w:r>
+                </w:p>
+                <w:p>
+                  <w:pPr>
+                    <w:numPr>
+                      <w:ilvl w:val="0"/>
+                      <w:numId w:val="13"/>
+                    </w:numPr>
+                    <w:spacing w:line="240" w:lineRule="auto"/>
+                    <w:rPr>
+                      <w:rFonts w:ascii="Century Gothic" w:eastAsia="Fira Sans" w:hAnsi="Century Gothic" w:cs="Fira Sans"/>
+                      <w:sz w:val="22"/>
+                      <w:szCs w:val="22"/>
+                    </w:rPr>
+                  </w:pPr>
+                  <w:r>
+                    <w:rPr>
+                      <w:rFonts w:ascii="Century Gothic" w:eastAsia="Fira Sans" w:hAnsi="Century Gothic" w:cs="Fira Sans"/>
+                      <w:sz w:val="22"/>
+                      <w:szCs w:val="22"/>
+                    </w:rPr>
+                    <w:t>AWS</w:t>
+                  </w:r>
+                </w:p>
+                <w:p>
+                  <w:pPr>
+                    <w:numPr>
+                      <w:ilvl w:val="0"/>
+                      <w:numId w:val="13"/>
+                    </w:numPr>
+                    <w:spacing w:line="240" w:lineRule="auto"/>
+                    <w:rPr>
+                      <w:rFonts w:ascii="Century Gothic" w:eastAsia="Fira Sans" w:hAnsi="Century Gothic" w:cs="Fira Sans"/>
+                      <w:sz w:val="22"/>
+                      <w:szCs w:val="22"/>
+                    </w:rPr>
+                  </w:pPr>
+                  <w:r>
+                    <w:rPr>
+                      <w:rFonts w:ascii="Century Gothic" w:eastAsia="Fira Sans" w:hAnsi="Century Gothic" w:cs="Fira Sans"/>
+                      <w:sz w:val="22"/>
+                      <w:szCs w:val="22"/>
+                    </w:rPr>
+                    <w:t>Unity</w:t>
                   </w:r>
                 </w:p>
               </w:tc>
@@ -1068,6 +1050,7 @@
                 <w:bottom w:val="none" w:sz="0" w:space="0" w:color="000000"/>
                 <w:right w:val="none" w:sz="0" w:space="0" w:color="000000"/>
               </w:pBdr>
+              <w:spacing w:line="240" w:lineRule="auto"/>
               <w:rPr>
                 <w:rFonts w:ascii="Century Gothic" w:eastAsia="Fira Sans" w:hAnsi="Century Gothic" w:cs="Fira Sans"/>
                 <w:sz w:val="22"/>
@@ -1088,7 +1071,7 @@
           <w:right w:val="nil"/>
           <w:between w:val="nil"/>
         </w:pBdr>
-        <w:spacing w:line="276" w:lineRule="auto"/>
+        <w:spacing w:line="240" w:lineRule="auto"/>
         <w:rPr>
           <w:rFonts w:ascii="Century Gothic" w:eastAsia="Fira Sans" w:hAnsi="Century Gothic" w:cs="Fira Sans"/>
           <w:sz w:val="22"/>
@@ -1124,6 +1107,7 @@
           </w:tcPr>
           <w:p>
             <w:pPr>
+              <w:spacing w:line="240" w:lineRule="auto"/>
               <w:rPr>
                 <w:rFonts w:ascii="Century Gothic" w:eastAsia="Fira Sans" w:hAnsi="Century Gothic" w:cs="Fira Sans"/>
                 <w:sz w:val="22"/>
@@ -1153,6 +1137,7 @@
                 <w:bottom w:val="none" w:sz="0" w:space="0" w:color="000000"/>
                 <w:right w:val="none" w:sz="0" w:space="0" w:color="000000"/>
               </w:pBdr>
+              <w:spacing w:line="240" w:lineRule="auto"/>
               <w:rPr>
                 <w:rFonts w:ascii="Century Gothic" w:eastAsia="Fira Sans" w:hAnsi="Century Gothic" w:cs="Fira Sans"/>
                 <w:sz w:val="22"/>
@@ -1186,7 +1171,7 @@
                           <pic:cNvPicPr preferRelativeResize="0"/>
                         </pic:nvPicPr>
                         <pic:blipFill>
-                          <a:blip r:embed="rId9">
+                          <a:blip r:embed="rId10">
                             <a:biLevel thresh="50000"/>
                           </a:blip>
                           <a:srcRect/>
@@ -1344,7 +1329,7 @@
                 <w:sz w:val="22"/>
                 <w:szCs w:val="22"/>
               </w:rPr>
-              <w:t>Explored the practical applications of maths</w:t>
+              <w:t>Explored the practical applications of math</w:t>
             </w:r>
             <w:r>
               <w:rPr>
@@ -1797,6 +1782,7 @@
                 <w:sz w:val="22"/>
                 <w:szCs w:val="22"/>
               </w:rPr>
+              <w:lastRenderedPageBreak/>
               <w:t xml:space="preserve">Learned the fundamentals to create and manage a database in SQL code while also learning how to create a front end to use the database in Microsoft Access. </w:t>
             </w:r>
           </w:p>
@@ -1831,7 +1817,6 @@
                 <w:szCs w:val="22"/>
                 <w:u w:val="single"/>
               </w:rPr>
-              <w:lastRenderedPageBreak/>
               <w:t>Networks and Security</w:t>
             </w:r>
           </w:p>
@@ -1860,7 +1845,39 @@
                 <w:sz w:val="22"/>
                 <w:szCs w:val="22"/>
               </w:rPr>
-              <w:t>Created a client-server chatroom application in python that allows the user to join via a client window into a group room. From there they can message other members, kick and ban users and send emoji using a dictionary and various functions. These concepts can be applied to server run applications in real world scenarios.</w:t>
+              <w:t>Created a client-server chatroom application in python that allows the user to join via a client window into a group room.</w:t>
+            </w:r>
+            <w:r>
+              <w:rPr>
+                <w:rFonts w:ascii="Century Gothic" w:eastAsia="Fira Sans" w:hAnsi="Century Gothic" w:cs="Fira Sans"/>
+                <w:sz w:val="22"/>
+                <w:szCs w:val="22"/>
+              </w:rPr>
+              <w:t xml:space="preserve"> </w:t>
+            </w:r>
+            <w:r>
+              <w:rPr>
+                <w:rFonts w:ascii="Century Gothic" w:eastAsia="Fira Sans" w:hAnsi="Century Gothic" w:cs="Fira Sans"/>
+                <w:sz w:val="22"/>
+                <w:szCs w:val="22"/>
+              </w:rPr>
+              <w:t>The</w:t>
+            </w:r>
+            <w:r>
+              <w:rPr>
+                <w:rFonts w:ascii="Century Gothic" w:eastAsia="Fira Sans" w:hAnsi="Century Gothic" w:cs="Fira Sans"/>
+                <w:sz w:val="22"/>
+                <w:szCs w:val="22"/>
+              </w:rPr>
+              <w:t xml:space="preserve"> concept </w:t>
+            </w:r>
+            <w:r>
+              <w:rPr>
+                <w:rFonts w:ascii="Century Gothic" w:eastAsia="Fira Sans" w:hAnsi="Century Gothic" w:cs="Fira Sans"/>
+                <w:sz w:val="22"/>
+                <w:szCs w:val="22"/>
+              </w:rPr>
+              <w:t>can be applied to server run applications in real world scenarios.</w:t>
             </w:r>
           </w:p>
           <w:p>
@@ -1919,7 +1936,342 @@
                 <w:sz w:val="22"/>
                 <w:szCs w:val="22"/>
               </w:rPr>
-              <w:t>Worked to create self-running C++ programs showing 3D graphics using DirectX11. This ranged from cubes to robots that used various transformations in the windows when the programs are run. This links closely to game development with creating in-scene games and textures for models in video games.</w:t>
+              <w:t>Worked to create self-running C++ programs showing 3D graphics using DirectX11. This ranged from cubes to robots us</w:t>
+            </w:r>
+            <w:r>
+              <w:rPr>
+                <w:rFonts w:ascii="Century Gothic" w:eastAsia="Fira Sans" w:hAnsi="Century Gothic" w:cs="Fira Sans"/>
+                <w:sz w:val="22"/>
+                <w:szCs w:val="22"/>
+              </w:rPr>
+              <w:t>ing</w:t>
+            </w:r>
+            <w:r>
+              <w:rPr>
+                <w:rFonts w:ascii="Century Gothic" w:eastAsia="Fira Sans" w:hAnsi="Century Gothic" w:cs="Fira Sans"/>
+                <w:sz w:val="22"/>
+                <w:szCs w:val="22"/>
+              </w:rPr>
+              <w:t xml:space="preserve"> various transformations when the programs are run. This links closely to game development with creating in-scene games and textures for models in video games.</w:t>
+            </w:r>
+          </w:p>
+          <w:p>
+            <w:pPr>
+              <w:pBdr>
+                <w:top w:val="none" w:sz="0" w:space="0" w:color="000000"/>
+                <w:left w:val="none" w:sz="0" w:space="0" w:color="000000"/>
+                <w:bottom w:val="none" w:sz="0" w:space="0" w:color="000000"/>
+                <w:right w:val="none" w:sz="0" w:space="0" w:color="000000"/>
+                <w:between w:val="nil"/>
+              </w:pBdr>
+              <w:spacing w:line="240" w:lineRule="auto"/>
+              <w:rPr>
+                <w:rFonts w:ascii="Century Gothic" w:eastAsia="Fira Sans" w:hAnsi="Century Gothic" w:cs="Fira Sans"/>
+                <w:sz w:val="22"/>
+                <w:szCs w:val="22"/>
+              </w:rPr>
+            </w:pPr>
+            <w:r>
+              <w:rPr>
+                <w:rFonts w:ascii="Century Gothic" w:eastAsia="Fira Sans" w:hAnsi="Century Gothic" w:cs="Fira Sans"/>
+                <w:b/>
+                <w:bCs/>
+                <w:sz w:val="22"/>
+                <w:szCs w:val="22"/>
+                <w:u w:val="single"/>
+              </w:rPr>
+              <w:t>Software Engineering</w:t>
+            </w:r>
+          </w:p>
+          <w:p>
+            <w:pPr>
+              <w:pBdr>
+                <w:top w:val="none" w:sz="0" w:space="0" w:color="000000"/>
+                <w:left w:val="none" w:sz="0" w:space="0" w:color="000000"/>
+                <w:bottom w:val="none" w:sz="0" w:space="0" w:color="000000"/>
+                <w:right w:val="none" w:sz="0" w:space="0" w:color="000000"/>
+                <w:between w:val="nil"/>
+              </w:pBdr>
+              <w:spacing w:line="240" w:lineRule="auto"/>
+              <w:rPr>
+                <w:rFonts w:ascii="Century Gothic" w:eastAsia="Fira Sans" w:hAnsi="Century Gothic" w:cs="Fira Sans"/>
+                <w:sz w:val="22"/>
+                <w:szCs w:val="22"/>
+              </w:rPr>
+            </w:pPr>
+            <w:r>
+              <w:rPr>
+                <w:rFonts w:ascii="Century Gothic" w:eastAsia="Fira Sans" w:hAnsi="Century Gothic" w:cs="Fira Sans"/>
+                <w:sz w:val="22"/>
+                <w:szCs w:val="22"/>
+              </w:rPr>
+              <w:t xml:space="preserve">Worked to plan, design and develop an Airline management system based off a given scenario. The </w:t>
+            </w:r>
+            <w:r>
+              <w:rPr>
+                <w:rFonts w:ascii="Century Gothic" w:eastAsia="Fira Sans" w:hAnsi="Century Gothic" w:cs="Fira Sans"/>
+                <w:sz w:val="22"/>
+                <w:szCs w:val="22"/>
+              </w:rPr>
+              <w:t>focus</w:t>
+            </w:r>
+            <w:r>
+              <w:rPr>
+                <w:rFonts w:ascii="Century Gothic" w:eastAsia="Fira Sans" w:hAnsi="Century Gothic" w:cs="Fira Sans"/>
+                <w:sz w:val="22"/>
+                <w:szCs w:val="22"/>
+              </w:rPr>
+              <w:t xml:space="preserve"> </w:t>
+            </w:r>
+            <w:r>
+              <w:rPr>
+                <w:rFonts w:ascii="Century Gothic" w:eastAsia="Fira Sans" w:hAnsi="Century Gothic" w:cs="Fira Sans"/>
+                <w:sz w:val="22"/>
+                <w:szCs w:val="22"/>
+              </w:rPr>
+              <w:t>was on</w:t>
+            </w:r>
+            <w:r>
+              <w:rPr>
+                <w:rFonts w:ascii="Century Gothic" w:eastAsia="Fira Sans" w:hAnsi="Century Gothic" w:cs="Fira Sans"/>
+                <w:sz w:val="22"/>
+                <w:szCs w:val="22"/>
+              </w:rPr>
+              <w:t xml:space="preserve"> the documentation leading to the implementation of the app</w:t>
+            </w:r>
+            <w:r>
+              <w:rPr>
+                <w:rFonts w:ascii="Century Gothic" w:eastAsia="Fira Sans" w:hAnsi="Century Gothic" w:cs="Fira Sans"/>
+                <w:sz w:val="22"/>
+                <w:szCs w:val="22"/>
+              </w:rPr>
+              <w:t xml:space="preserve">. </w:t>
+            </w:r>
+            <w:r>
+              <w:rPr>
+                <w:rFonts w:ascii="Century Gothic" w:eastAsia="Fira Sans" w:hAnsi="Century Gothic" w:cs="Fira Sans"/>
+                <w:sz w:val="22"/>
+                <w:szCs w:val="22"/>
+              </w:rPr>
+              <w:t xml:space="preserve">The application itself was done in Java </w:t>
+            </w:r>
+            <w:r>
+              <w:rPr>
+                <w:rFonts w:ascii="Century Gothic" w:eastAsia="Fira Sans" w:hAnsi="Century Gothic" w:cs="Fira Sans"/>
+                <w:sz w:val="22"/>
+                <w:szCs w:val="22"/>
+              </w:rPr>
+              <w:t xml:space="preserve">and </w:t>
+            </w:r>
+            <w:r>
+              <w:rPr>
+                <w:rFonts w:ascii="Century Gothic" w:eastAsia="Fira Sans" w:hAnsi="Century Gothic" w:cs="Fira Sans"/>
+                <w:sz w:val="22"/>
+                <w:szCs w:val="22"/>
+              </w:rPr>
+              <w:t>was made following the spiral architectural model.</w:t>
+            </w:r>
+            <w:r>
+              <w:rPr>
+                <w:rFonts w:ascii="Century Gothic" w:eastAsia="Fira Sans" w:hAnsi="Century Gothic" w:cs="Fira Sans"/>
+                <w:sz w:val="22"/>
+                <w:szCs w:val="22"/>
+              </w:rPr>
+              <w:t xml:space="preserve"> </w:t>
+            </w:r>
+            <w:r>
+              <w:rPr>
+                <w:rFonts w:ascii="Century Gothic" w:eastAsia="Fira Sans" w:hAnsi="Century Gothic" w:cs="Fira Sans"/>
+                <w:sz w:val="22"/>
+                <w:szCs w:val="22"/>
+              </w:rPr>
+              <w:t xml:space="preserve">Allowed an understanding in the process of developing an application in a </w:t>
+            </w:r>
+            <w:r>
+              <w:rPr>
+                <w:rFonts w:ascii="Century Gothic" w:eastAsia="Fira Sans" w:hAnsi="Century Gothic" w:cs="Fira Sans"/>
+                <w:sz w:val="22"/>
+                <w:szCs w:val="22"/>
+              </w:rPr>
+              <w:t>real-world</w:t>
+            </w:r>
+            <w:r>
+              <w:rPr>
+                <w:rFonts w:ascii="Century Gothic" w:eastAsia="Fira Sans" w:hAnsi="Century Gothic" w:cs="Fira Sans"/>
+                <w:sz w:val="22"/>
+                <w:szCs w:val="22"/>
+              </w:rPr>
+              <w:t xml:space="preserve"> scenario and the process involved.</w:t>
+            </w:r>
+          </w:p>
+          <w:p>
+            <w:pPr>
+              <w:pBdr>
+                <w:top w:val="none" w:sz="0" w:space="0" w:color="000000"/>
+                <w:left w:val="none" w:sz="0" w:space="0" w:color="000000"/>
+                <w:bottom w:val="none" w:sz="0" w:space="0" w:color="000000"/>
+                <w:right w:val="none" w:sz="0" w:space="0" w:color="000000"/>
+                <w:between w:val="nil"/>
+              </w:pBdr>
+              <w:spacing w:line="240" w:lineRule="auto"/>
+              <w:rPr>
+                <w:rFonts w:ascii="Century Gothic" w:eastAsia="Fira Sans" w:hAnsi="Century Gothic" w:cs="Fira Sans"/>
+                <w:b/>
+                <w:bCs/>
+                <w:sz w:val="22"/>
+                <w:szCs w:val="22"/>
+                <w:u w:val="single"/>
+              </w:rPr>
+            </w:pPr>
+            <w:r>
+              <w:rPr>
+                <w:rFonts w:ascii="Century Gothic" w:eastAsia="Fira Sans" w:hAnsi="Century Gothic" w:cs="Fira Sans"/>
+                <w:b/>
+                <w:bCs/>
+                <w:sz w:val="22"/>
+                <w:szCs w:val="22"/>
+                <w:u w:val="single"/>
+              </w:rPr>
+              <w:t>Application Development</w:t>
+            </w:r>
+          </w:p>
+          <w:p>
+            <w:pPr>
+              <w:pBdr>
+                <w:top w:val="none" w:sz="0" w:space="0" w:color="000000"/>
+                <w:left w:val="none" w:sz="0" w:space="0" w:color="000000"/>
+                <w:bottom w:val="none" w:sz="0" w:space="0" w:color="000000"/>
+                <w:right w:val="none" w:sz="0" w:space="0" w:color="000000"/>
+                <w:between w:val="nil"/>
+              </w:pBdr>
+              <w:spacing w:line="240" w:lineRule="auto"/>
+              <w:rPr>
+                <w:rFonts w:ascii="Century Gothic" w:eastAsia="Fira Sans" w:hAnsi="Century Gothic" w:cs="Fira Sans"/>
+                <w:sz w:val="22"/>
+                <w:szCs w:val="22"/>
+              </w:rPr>
+            </w:pPr>
+            <w:r>
+              <w:rPr>
+                <w:rFonts w:ascii="Century Gothic" w:eastAsia="Fira Sans" w:hAnsi="Century Gothic" w:cs="Fira Sans"/>
+                <w:sz w:val="22"/>
+                <w:szCs w:val="22"/>
+              </w:rPr>
+              <w:t xml:space="preserve">The first project was to evaluate the use of client-server architecture in comparison to serverless and create an application demonstrating the serverless architectural approach using AWS. </w:t>
+            </w:r>
+            <w:r>
+              <w:rPr>
+                <w:rFonts w:ascii="Century Gothic" w:eastAsia="Fira Sans" w:hAnsi="Century Gothic" w:cs="Fira Sans"/>
+                <w:sz w:val="22"/>
+                <w:szCs w:val="22"/>
+              </w:rPr>
+              <w:t>A comprehensive report that contained research into both approaches and a case study of the implementation was then made and presented.</w:t>
+            </w:r>
+            <w:r>
+              <w:rPr>
+                <w:rFonts w:ascii="Century Gothic" w:eastAsia="Fira Sans" w:hAnsi="Century Gothic" w:cs="Fira Sans"/>
+                <w:sz w:val="22"/>
+                <w:szCs w:val="22"/>
+              </w:rPr>
+              <w:br/>
+              <w:t xml:space="preserve">The next project was made using PHP and API. </w:t>
+            </w:r>
+            <w:r>
+              <w:rPr>
+                <w:rFonts w:ascii="Century Gothic" w:eastAsia="Fira Sans" w:hAnsi="Century Gothic" w:cs="Fira Sans"/>
+                <w:sz w:val="22"/>
+                <w:szCs w:val="22"/>
+              </w:rPr>
+              <w:t xml:space="preserve">In which a scenario for a car insurance company was provided as well as a dataset which was used to create a PHP web application that used CRUD </w:t>
+            </w:r>
+            <w:r>
+              <w:rPr>
+                <w:rFonts w:ascii="Century Gothic" w:eastAsia="Fira Sans" w:hAnsi="Century Gothic" w:cs="Fira Sans"/>
+                <w:sz w:val="22"/>
+                <w:szCs w:val="22"/>
+              </w:rPr>
+              <w:t>APIs to modify the dataset accordingly for the company.</w:t>
+            </w:r>
+          </w:p>
+          <w:p>
+            <w:pPr>
+              <w:pBdr>
+                <w:top w:val="none" w:sz="0" w:space="0" w:color="000000"/>
+                <w:left w:val="none" w:sz="0" w:space="0" w:color="000000"/>
+                <w:bottom w:val="none" w:sz="0" w:space="0" w:color="000000"/>
+                <w:right w:val="none" w:sz="0" w:space="0" w:color="000000"/>
+                <w:between w:val="nil"/>
+              </w:pBdr>
+              <w:spacing w:line="240" w:lineRule="auto"/>
+              <w:rPr>
+                <w:rFonts w:ascii="Century Gothic" w:eastAsia="Fira Sans" w:hAnsi="Century Gothic" w:cs="Fira Sans"/>
+                <w:b/>
+                <w:bCs/>
+                <w:sz w:val="22"/>
+                <w:szCs w:val="22"/>
+                <w:u w:val="single"/>
+              </w:rPr>
+            </w:pPr>
+            <w:r>
+              <w:rPr>
+                <w:rFonts w:ascii="Century Gothic" w:eastAsia="Fira Sans" w:hAnsi="Century Gothic" w:cs="Fira Sans"/>
+                <w:b/>
+                <w:bCs/>
+                <w:sz w:val="22"/>
+                <w:szCs w:val="22"/>
+                <w:u w:val="single"/>
+              </w:rPr>
+              <w:t>Team Project</w:t>
+            </w:r>
+          </w:p>
+          <w:p>
+            <w:pPr>
+              <w:pBdr>
+                <w:top w:val="none" w:sz="0" w:space="0" w:color="000000"/>
+                <w:left w:val="none" w:sz="0" w:space="0" w:color="000000"/>
+                <w:bottom w:val="none" w:sz="0" w:space="0" w:color="000000"/>
+                <w:right w:val="none" w:sz="0" w:space="0" w:color="000000"/>
+                <w:between w:val="nil"/>
+              </w:pBdr>
+              <w:spacing w:line="240" w:lineRule="auto"/>
+              <w:rPr>
+                <w:rFonts w:ascii="Century Gothic" w:eastAsia="Fira Sans" w:hAnsi="Century Gothic" w:cs="Fira Sans"/>
+                <w:sz w:val="22"/>
+                <w:szCs w:val="22"/>
+              </w:rPr>
+            </w:pPr>
+            <w:r>
+              <w:rPr>
+                <w:rFonts w:ascii="Century Gothic" w:eastAsia="Fira Sans" w:hAnsi="Century Gothic" w:cs="Fira Sans"/>
+                <w:sz w:val="22"/>
+                <w:szCs w:val="22"/>
+              </w:rPr>
+              <w:t>The first project was a blog titled "Women in STEM" aimed at promoting and empowering women to pursue careers in STEM fields. It also served as an opportunity to experiment with web development, enhance programming skills, and understand accessibility.</w:t>
+            </w:r>
+          </w:p>
+          <w:p>
+            <w:pPr>
+              <w:pBdr>
+                <w:top w:val="none" w:sz="0" w:space="0" w:color="000000"/>
+                <w:left w:val="none" w:sz="0" w:space="0" w:color="000000"/>
+                <w:bottom w:val="none" w:sz="0" w:space="0" w:color="000000"/>
+                <w:right w:val="none" w:sz="0" w:space="0" w:color="000000"/>
+                <w:between w:val="nil"/>
+              </w:pBdr>
+              <w:spacing w:line="240" w:lineRule="auto"/>
+              <w:rPr>
+                <w:rFonts w:ascii="Century Gothic" w:eastAsia="Fira Sans" w:hAnsi="Century Gothic" w:cs="Fira Sans"/>
+                <w:sz w:val="22"/>
+                <w:szCs w:val="22"/>
+              </w:rPr>
+            </w:pPr>
+            <w:r>
+              <w:rPr>
+                <w:rFonts w:ascii="Century Gothic" w:eastAsia="Fira Sans" w:hAnsi="Century Gothic" w:cs="Fira Sans"/>
+                <w:sz w:val="22"/>
+                <w:szCs w:val="22"/>
+              </w:rPr>
+              <w:t>The second project, sponsored by an external partner, involved creating an "aid worker simulation" to help users navigate challenging scenarios in refugee assistance. This text-based interactive simulation emphasized workplace deadlines, teamwork, and effective time management strategies.</w:t>
             </w:r>
           </w:p>
         </w:tc>
@@ -1935,7 +2287,7 @@
           <w:right w:val="nil"/>
           <w:between w:val="nil"/>
         </w:pBdr>
-        <w:spacing w:line="276" w:lineRule="auto"/>
+        <w:spacing w:line="240" w:lineRule="auto"/>
         <w:rPr>
           <w:rFonts w:ascii="Century Gothic" w:eastAsia="Fira Sans" w:hAnsi="Century Gothic" w:cs="Fira Sans"/>
           <w:sz w:val="22"/>
@@ -1971,6 +2323,7 @@
           </w:tcPr>
           <w:p>
             <w:pPr>
+              <w:spacing w:line="240" w:lineRule="auto"/>
               <w:rPr>
                 <w:rFonts w:ascii="Century Gothic" w:eastAsia="Fira Sans" w:hAnsi="Century Gothic" w:cs="Fira Sans"/>
                 <w:sz w:val="22"/>
@@ -2000,6 +2353,7 @@
                 <w:bottom w:val="none" w:sz="0" w:space="0" w:color="000000"/>
                 <w:right w:val="none" w:sz="0" w:space="0" w:color="000000"/>
               </w:pBdr>
+              <w:spacing w:line="240" w:lineRule="auto"/>
               <w:rPr>
                 <w:rFonts w:ascii="Century Gothic" w:eastAsia="Fira Sans" w:hAnsi="Century Gothic" w:cs="Fira Sans"/>
                 <w:sz w:val="22"/>
@@ -2033,7 +2387,7 @@
                           <pic:cNvPicPr preferRelativeResize="0"/>
                         </pic:nvPicPr>
                         <pic:blipFill>
-                          <a:blip r:embed="rId9">
+                          <a:blip r:embed="rId10">
                             <a:biLevel thresh="50000"/>
                           </a:blip>
                           <a:srcRect/>
@@ -2160,7 +2514,7 @@
                 <w:sz w:val="22"/>
                 <w:szCs w:val="22"/>
               </w:rPr>
-              <w:t xml:space="preserve">Built confidence in using SQL and managing databases. Using teamwork and collaboration skills led to developing a library management database that allows a </w:t>
+              <w:t xml:space="preserve">Built confidence in using SQL and managing databases. Using teamwork and collaboration skills led to developing a library management database </w:t>
             </w:r>
             <w:r>
               <w:rPr>
@@ -2169,7 +2523,7 @@
                 <w:sz w:val="22"/>
                 <w:szCs w:val="22"/>
               </w:rPr>
-              <w:t>user</w:t>
+              <w:t>letting users</w:t>
             </w:r>
             <w:r>
               <w:rPr>
@@ -2178,29 +2532,26 @@
                 <w:sz w:val="22"/>
                 <w:szCs w:val="22"/>
               </w:rPr>
-              <w:t xml:space="preserve"> to keep track of reading habits. The course also required a presentation at the end that required good communication and confidence to present on camera to peers. This course was also something to help further on my degree and refining skills while taking a database module at university.</w:t>
-            </w:r>
-          </w:p>
-          <w:p>
-            <w:pPr>
-              <w:pBdr>
-                <w:top w:val="none" w:sz="0" w:space="0" w:color="000000"/>
-                <w:left w:val="none" w:sz="0" w:space="0" w:color="000000"/>
-                <w:bottom w:val="none" w:sz="0" w:space="0" w:color="000000"/>
-                <w:right w:val="none" w:sz="0" w:space="0" w:color="000000"/>
-                <w:between w:val="nil"/>
-              </w:pBdr>
-              <w:tabs>
-                <w:tab w:val="right" w:pos="10010"/>
-              </w:tabs>
-              <w:spacing w:line="240" w:lineRule="auto"/>
-              <w:rPr>
-                <w:rFonts w:ascii="Century Gothic" w:eastAsia="Fira Sans" w:hAnsi="Century Gothic" w:cs="Fira Sans"/>
-                <w:b/>
-                <w:sz w:val="22"/>
-                <w:szCs w:val="22"/>
-              </w:rPr>
-            </w:pPr>
+              <w:t xml:space="preserve"> keep track of reading habits. The course also required a presentation that </w:t>
+            </w:r>
+            <w:r>
+              <w:rPr>
+                <w:rFonts w:ascii="Century Gothic" w:eastAsia="Fira Sans" w:hAnsi="Century Gothic" w:cs="Fira Sans"/>
+                <w:bCs/>
+                <w:sz w:val="22"/>
+                <w:szCs w:val="22"/>
+              </w:rPr>
+              <w:t xml:space="preserve">used </w:t>
+            </w:r>
+            <w:r>
+              <w:rPr>
+                <w:rFonts w:ascii="Century Gothic" w:eastAsia="Fira Sans" w:hAnsi="Century Gothic" w:cs="Fira Sans"/>
+                <w:bCs/>
+                <w:sz w:val="22"/>
+                <w:szCs w:val="22"/>
+              </w:rPr>
+              <w:t>good communication and confidence to present on camera to peers. This course was also something to help further on my degree and refining skills while taking a database module at university.</w:t>
+            </w:r>
           </w:p>
           <w:p>
             <w:pPr>
@@ -2261,43 +2612,7 @@
                 <w:sz w:val="22"/>
                 <w:szCs w:val="22"/>
               </w:rPr>
-              <w:t xml:space="preserve">Learning and building confidence in web development and specifically JavaScript functions. Worked alongside </w:t>
-            </w:r>
-            <w:r>
-              <w:rPr>
-                <w:rFonts w:ascii="Century Gothic" w:eastAsia="Fira Sans" w:hAnsi="Century Gothic" w:cs="Fira Sans"/>
-                <w:bCs/>
-                <w:sz w:val="22"/>
-                <w:szCs w:val="22"/>
-              </w:rPr>
-              <w:t>randomized</w:t>
-            </w:r>
-            <w:r>
-              <w:rPr>
-                <w:rFonts w:ascii="Century Gothic" w:eastAsia="Fira Sans" w:hAnsi="Century Gothic" w:cs="Fira Sans"/>
-                <w:bCs/>
-                <w:sz w:val="22"/>
-                <w:szCs w:val="22"/>
-              </w:rPr>
-              <w:t xml:space="preserve"> peers to collaborate and produce a user-friendly website that has a meal </w:t>
-            </w:r>
-            <w:r>
-              <w:rPr>
-                <w:rFonts w:ascii="Century Gothic" w:eastAsia="Fira Sans" w:hAnsi="Century Gothic" w:cs="Fira Sans"/>
-                <w:bCs/>
-                <w:sz w:val="22"/>
-                <w:szCs w:val="22"/>
-              </w:rPr>
-              <w:t>randomizer</w:t>
-            </w:r>
-            <w:r>
-              <w:rPr>
-                <w:rFonts w:ascii="Century Gothic" w:eastAsia="Fira Sans" w:hAnsi="Century Gothic" w:cs="Fira Sans"/>
-                <w:bCs/>
-                <w:sz w:val="22"/>
-                <w:szCs w:val="22"/>
-              </w:rPr>
-              <w:t xml:space="preserve"> for the user to decide on what to eat for a meal. This helps build confidence, leadership and adaptability given that the group was made of people who hadn’t interacted before.</w:t>
+              <w:t>Learning and building confidence in web development and specifically JavaScript functions. Worked alongside randomized peers to collaborate and produce a user-friendly website that has a meal randomizer for the user to decide on what to eat for a meal. This helps build confidence, leadership and adaptability given that the group was made of people who hadn’t interacted before.</w:t>
             </w:r>
           </w:p>
         </w:tc>
@@ -2313,7 +2628,7 @@
           <w:right w:val="nil"/>
           <w:between w:val="nil"/>
         </w:pBdr>
-        <w:spacing w:line="276" w:lineRule="auto"/>
+        <w:spacing w:line="240" w:lineRule="auto"/>
         <w:rPr>
           <w:rFonts w:ascii="Century Gothic" w:eastAsia="Fira Sans" w:hAnsi="Century Gothic" w:cs="Fira Sans"/>
           <w:sz w:val="22"/>
@@ -2349,6 +2664,7 @@
           </w:tcPr>
           <w:p>
             <w:pPr>
+              <w:spacing w:line="240" w:lineRule="auto"/>
               <w:rPr>
                 <w:rFonts w:ascii="Century Gothic" w:eastAsia="Fira Sans" w:hAnsi="Century Gothic" w:cs="Fira Sans"/>
                 <w:sz w:val="22"/>
@@ -2378,6 +2694,7 @@
                 <w:bottom w:val="none" w:sz="0" w:space="0" w:color="000000"/>
                 <w:right w:val="none" w:sz="0" w:space="0" w:color="000000"/>
               </w:pBdr>
+              <w:spacing w:line="240" w:lineRule="auto"/>
               <w:rPr>
                 <w:rFonts w:ascii="Century Gothic" w:eastAsia="Fira Sans" w:hAnsi="Century Gothic" w:cs="Fira Sans"/>
                 <w:sz w:val="22"/>
@@ -2411,7 +2728,7 @@
                           <pic:cNvPicPr preferRelativeResize="0"/>
                         </pic:nvPicPr>
                         <pic:blipFill>
-                          <a:blip r:embed="rId9">
+                          <a:blip r:embed="rId10">
                             <a:biLevel thresh="50000"/>
                           </a:blip>
                           <a:srcRect/>
@@ -2559,6 +2876,7 @@
                 <w:sz w:val="22"/>
                 <w:szCs w:val="22"/>
               </w:rPr>
+              <w:lastRenderedPageBreak/>
               <w:t>Code First Girls – JavaScript (2024)</w:t>
             </w:r>
           </w:p>
@@ -2567,6 +2885,7 @@
     </w:tbl>
     <w:p>
       <w:pPr>
+        <w:spacing w:line="240" w:lineRule="auto"/>
         <w:rPr>
           <w:rFonts w:ascii="Century Gothic" w:eastAsia="Fira Sans" w:hAnsi="Century Gothic" w:cs="Fira Sans"/>
           <w:sz w:val="22"/>
